--- a/applications/chazin-company-marketing-coordinator/resume.docx
+++ b/applications/chazin-company-marketing-coordinator/resume.docx
@@ -513,6 +513,108 @@
           <w:color w:val="1A1A1A"/>
           <w:sz w:val="21"/>
         </w:rPr>
+        <w:t>Channel Partnerships &amp; Customer Onboarding</w:t>
+      </w:r>
+      <w:r>
+        <w:rPr>
+          <w:rFonts w:ascii="Times New Roman" w:hAnsi="Times New Roman"/>
+          <w:b w:val="0"/>
+          <w:i w:val="0"/>
+          <w:color w:val="1A1A1A"/>
+          <w:sz w:val="21"/>
+        </w:rPr>
+        <w:t xml:space="preserve">  |  Birdeye</w:t>
+      </w:r>
+      <w:r>
+        <w:rPr>
+          <w:rFonts w:ascii="Times New Roman" w:hAnsi="Times New Roman"/>
+          <w:b w:val="0"/>
+          <w:i w:val="0"/>
+          <w:color w:val="555555"/>
+          <w:sz w:val="18"/>
+        </w:rPr>
+        <w:tab/>
+        <w:t>Feb 2023 - Apr 2024</w:t>
+      </w:r>
+    </w:p>
+    <w:p>
+      <w:pPr>
+        <w:spacing w:after="20"/>
+      </w:pPr>
+      <w:r>
+        <w:rPr>
+          <w:rFonts w:ascii="Times New Roman" w:hAnsi="Times New Roman"/>
+          <w:b w:val="0"/>
+          <w:i/>
+          <w:color w:val="555555"/>
+          <w:sz w:val="18"/>
+        </w:rPr>
+        <w:t>Remote</w:t>
+      </w:r>
+    </w:p>
+    <w:p>
+      <w:pPr>
+        <w:spacing w:after="30"/>
+        <w:ind w:left="259" w:hanging="259"/>
+      </w:pPr>
+      <w:r>
+        <w:rPr>
+          <w:rFonts w:ascii="Times New Roman" w:hAnsi="Times New Roman"/>
+          <w:b w:val="0"/>
+          <w:i w:val="0"/>
+          <w:color w:val="1A1A1A"/>
+        </w:rPr>
+        <w:t xml:space="preserve">•  </w:t>
+      </w:r>
+      <w:r>
+        <w:rPr>
+          <w:rFonts w:ascii="Times New Roman" w:hAnsi="Times New Roman"/>
+          <w:b w:val="0"/>
+          <w:i w:val="0"/>
+          <w:color w:val="1A1A1A"/>
+        </w:rPr>
+        <w:t>Developed scalable communication workflows and automated product-training email sequences that reduced onboarding friction.</w:t>
+      </w:r>
+    </w:p>
+    <w:p>
+      <w:pPr>
+        <w:spacing w:after="30"/>
+        <w:ind w:left="259" w:hanging="259"/>
+      </w:pPr>
+      <w:r>
+        <w:rPr>
+          <w:rFonts w:ascii="Times New Roman" w:hAnsi="Times New Roman"/>
+          <w:b w:val="0"/>
+          <w:i w:val="0"/>
+          <w:color w:val="1A1A1A"/>
+        </w:rPr>
+        <w:t xml:space="preserve">•  </w:t>
+      </w:r>
+      <w:r>
+        <w:rPr>
+          <w:rFonts w:ascii="Times New Roman" w:hAnsi="Times New Roman"/>
+          <w:b w:val="0"/>
+          <w:i w:val="0"/>
+          <w:color w:val="1A1A1A"/>
+        </w:rPr>
+        <w:t>Onboarded and managed 15-20 reseller partners, retaining all but one (~94% retention) during tenure through consistent, value-driven communication.</w:t>
+      </w:r>
+    </w:p>
+    <w:p>
+      <w:pPr>
+        <w:tabs>
+          <w:tab w:pos="10512" w:val="right"/>
+        </w:tabs>
+        <w:spacing w:before="80" w:after="20"/>
+      </w:pPr>
+      <w:r>
+        <w:rPr>
+          <w:rFonts w:ascii="Times New Roman" w:hAnsi="Times New Roman"/>
+          <w:b/>
+          <w:i w:val="0"/>
+          <w:color w:val="1A1A1A"/>
+          <w:sz w:val="21"/>
+        </w:rPr>
         <w:t>Account Executive / Sales Operations</w:t>
       </w:r>
       <w:r>
@@ -622,108 +724,6 @@
           <w:color w:val="1A1A1A"/>
         </w:rPr>
         <w:t>Built and refined internal processes that improved reporting accuracy and strengthened cross-team alignment.</w:t>
-      </w:r>
-    </w:p>
-    <w:p>
-      <w:pPr>
-        <w:tabs>
-          <w:tab w:pos="10512" w:val="right"/>
-        </w:tabs>
-        <w:spacing w:before="80" w:after="20"/>
-      </w:pPr>
-      <w:r>
-        <w:rPr>
-          <w:rFonts w:ascii="Times New Roman" w:hAnsi="Times New Roman"/>
-          <w:b/>
-          <w:i w:val="0"/>
-          <w:color w:val="1A1A1A"/>
-          <w:sz w:val="21"/>
-        </w:rPr>
-        <w:t>Channel Partnerships &amp; Customer Onboarding</w:t>
-      </w:r>
-      <w:r>
-        <w:rPr>
-          <w:rFonts w:ascii="Times New Roman" w:hAnsi="Times New Roman"/>
-          <w:b w:val="0"/>
-          <w:i w:val="0"/>
-          <w:color w:val="1A1A1A"/>
-          <w:sz w:val="21"/>
-        </w:rPr>
-        <w:t xml:space="preserve">  |  Birdeye</w:t>
-      </w:r>
-      <w:r>
-        <w:rPr>
-          <w:rFonts w:ascii="Times New Roman" w:hAnsi="Times New Roman"/>
-          <w:b w:val="0"/>
-          <w:i w:val="0"/>
-          <w:color w:val="555555"/>
-          <w:sz w:val="18"/>
-        </w:rPr>
-        <w:tab/>
-        <w:t>Feb 2023 - Apr 2024</w:t>
-      </w:r>
-    </w:p>
-    <w:p>
-      <w:pPr>
-        <w:spacing w:after="20"/>
-      </w:pPr>
-      <w:r>
-        <w:rPr>
-          <w:rFonts w:ascii="Times New Roman" w:hAnsi="Times New Roman"/>
-          <w:b w:val="0"/>
-          <w:i/>
-          <w:color w:val="555555"/>
-          <w:sz w:val="18"/>
-        </w:rPr>
-        <w:t>Remote</w:t>
-      </w:r>
-    </w:p>
-    <w:p>
-      <w:pPr>
-        <w:spacing w:after="30"/>
-        <w:ind w:left="259" w:hanging="259"/>
-      </w:pPr>
-      <w:r>
-        <w:rPr>
-          <w:rFonts w:ascii="Times New Roman" w:hAnsi="Times New Roman"/>
-          <w:b w:val="0"/>
-          <w:i w:val="0"/>
-          <w:color w:val="1A1A1A"/>
-        </w:rPr>
-        <w:t xml:space="preserve">•  </w:t>
-      </w:r>
-      <w:r>
-        <w:rPr>
-          <w:rFonts w:ascii="Times New Roman" w:hAnsi="Times New Roman"/>
-          <w:b w:val="0"/>
-          <w:i w:val="0"/>
-          <w:color w:val="1A1A1A"/>
-        </w:rPr>
-        <w:t>Developed scalable communication workflows and automated product-training email sequences that reduced onboarding friction.</w:t>
-      </w:r>
-    </w:p>
-    <w:p>
-      <w:pPr>
-        <w:spacing w:after="30"/>
-        <w:ind w:left="259" w:hanging="259"/>
-      </w:pPr>
-      <w:r>
-        <w:rPr>
-          <w:rFonts w:ascii="Times New Roman" w:hAnsi="Times New Roman"/>
-          <w:b w:val="0"/>
-          <w:i w:val="0"/>
-          <w:color w:val="1A1A1A"/>
-        </w:rPr>
-        <w:t xml:space="preserve">•  </w:t>
-      </w:r>
-      <w:r>
-        <w:rPr>
-          <w:rFonts w:ascii="Times New Roman" w:hAnsi="Times New Roman"/>
-          <w:b w:val="0"/>
-          <w:i w:val="0"/>
-          <w:color w:val="1A1A1A"/>
-        </w:rPr>
-        <w:t>Onboarded and managed 15-20 reseller partners, retaining all but one (~94% retention) during tenure through consistent, value-driven communication.</w:t>
       </w:r>
     </w:p>
     <w:p>
